--- a/slurm/请提供完整的安装Slurm控制节点的自动化脚本.docx
+++ b/slurm/请提供完整的安装Slurm控制节点的自动化脚本.docx
@@ -12,24 +12,46 @@
         <w:rPr>
           <w:rFonts w:hint="eastAsia"/>
         </w:rPr>
-        <w:t>请提供完整的安装</w:t>
-      </w:r>
-      <w:proofErr w:type="spellStart"/>
-      <w:r>
-        <w:rPr>
-          <w:rFonts w:hint="eastAsia"/>
-        </w:rPr>
-        <w:t>S</w:t>
+        <w:t>我需</w:t>
+      </w:r>
+      <w:r>
+        <w:rPr>
+          <w:rFonts w:hint="eastAsia"/>
+        </w:rPr>
+        <w:t>基于</w:t>
+      </w:r>
+      <w:r>
+        <w:rPr>
+          <w:rFonts w:hint="eastAsia"/>
+        </w:rPr>
+        <w:t>s</w:t>
       </w:r>
       <w:r>
         <w:t>lurm</w:t>
       </w:r>
-      <w:proofErr w:type="spellEnd"/>
-      <w:r>
-        <w:rPr>
-          <w:rFonts w:hint="eastAsia"/>
-        </w:rPr>
-        <w:t>控制节点的自动化脚本，请参考并优化以下步骤：</w:t>
+      <w:r>
+        <w:rPr>
+          <w:rFonts w:hint="eastAsia"/>
+        </w:rPr>
+        <w:t>部署</w:t>
+      </w:r>
+      <w:r>
+        <w:rPr>
+          <w:rFonts w:hint="eastAsia"/>
+        </w:rPr>
+        <w:t>H</w:t>
+      </w:r>
+      <w:r>
+        <w:t>PC</w:t>
+      </w:r>
+      <w:r>
+        <w:t xml:space="preserve">, </w:t>
+      </w:r>
+      <w:r>
+        <w:rPr>
+          <w:rFonts w:hint="eastAsia"/>
+        </w:rPr>
+        <w:t>请审核并优化以下步骤：</w:t>
       </w:r>
     </w:p>
     <w:p>
@@ -203,7 +225,40 @@
         <w:rPr>
           <w:rFonts w:hint="eastAsia"/>
         </w:rPr>
-        <w:t>生成熵池</w:t>
+        <w:t>确保所有节点</w:t>
+      </w:r>
+      <w:r>
+        <w:rPr>
+          <w:rFonts w:hint="eastAsia"/>
+        </w:rPr>
+        <w:t>I</w:t>
+      </w:r>
+      <w:r>
+        <w:t>D</w:t>
+      </w:r>
+      <w:r>
+        <w:rPr>
+          <w:rFonts w:hint="eastAsia"/>
+        </w:rPr>
+        <w:t>一致</w:t>
+      </w:r>
+    </w:p>
+    <w:p>
+      <w:pPr>
+        <w:pStyle w:val="ListParagraph"/>
+        <w:numPr>
+          <w:ilvl w:val="1"/>
+          <w:numId w:val="2"/>
+        </w:numPr>
+      </w:pPr>
+      <w:r>
+        <w:rPr>
+          <w:rFonts w:hint="eastAsia"/>
+        </w:rPr>
+        <w:t>安装并配置</w:t>
+      </w:r>
+      <w:r>
+        <w:t>rng-tools</w:t>
       </w:r>
     </w:p>
     <w:p>
@@ -322,14 +377,12 @@
         </w:rPr>
         <w:t>创建</w:t>
       </w:r>
-      <w:proofErr w:type="spellStart"/>
       <w:r>
         <w:rPr>
           <w:rFonts w:hint="eastAsia"/>
         </w:rPr>
         <w:t>Slurm</w:t>
       </w:r>
-      <w:proofErr w:type="spellEnd"/>
       <w:r>
         <w:rPr>
           <w:rFonts w:hint="eastAsia"/>
@@ -351,14 +404,12 @@
         </w:rPr>
         <w:t>安装</w:t>
       </w:r>
-      <w:proofErr w:type="spellStart"/>
       <w:r>
         <w:rPr>
           <w:rFonts w:hint="eastAsia"/>
         </w:rPr>
         <w:t>Slurm</w:t>
       </w:r>
-      <w:proofErr w:type="spellEnd"/>
       <w:r>
         <w:rPr>
           <w:rFonts w:hint="eastAsia"/>
@@ -380,14 +431,12 @@
         </w:rPr>
         <w:t>下载并安装</w:t>
       </w:r>
-      <w:proofErr w:type="spellStart"/>
       <w:r>
         <w:rPr>
           <w:rFonts w:hint="eastAsia"/>
         </w:rPr>
         <w:t>Slurm</w:t>
       </w:r>
-      <w:proofErr w:type="spellEnd"/>
     </w:p>
     <w:p>
       <w:pPr>
@@ -403,14 +452,12 @@
         </w:rPr>
         <w:t>配置控制节点</w:t>
       </w:r>
-      <w:proofErr w:type="spellStart"/>
       <w:r>
         <w:rPr>
           <w:rFonts w:hint="eastAsia"/>
         </w:rPr>
         <w:t>Slurm</w:t>
       </w:r>
-      <w:proofErr w:type="spellEnd"/>
     </w:p>
     <w:p>
       <w:pPr>
@@ -456,19 +503,11 @@
         </w:rPr>
         <w:t>配置控制节点</w:t>
       </w:r>
-      <w:proofErr w:type="spellStart"/>
-      <w:r>
-        <w:rPr>
-          <w:rFonts w:hint="eastAsia"/>
-        </w:rPr>
-        <w:t>Slurm</w:t>
-      </w:r>
-      <w:proofErr w:type="spellEnd"/>
-      <w:r>
-        <w:rPr>
-          <w:rFonts w:hint="eastAsia"/>
-        </w:rPr>
-        <w:t xml:space="preserve"> Accounting</w:t>
+      <w:r>
+        <w:rPr>
+          <w:rFonts w:hint="eastAsia"/>
+        </w:rPr>
+        <w:t>Slurm Accounting</w:t>
       </w:r>
     </w:p>
     <w:p>
@@ -485,14 +524,12 @@
         </w:rPr>
         <w:t>启动控制节点</w:t>
       </w:r>
-      <w:proofErr w:type="spellStart"/>
       <w:r>
         <w:rPr>
           <w:rFonts w:hint="eastAsia"/>
         </w:rPr>
         <w:t>Slurmdbd</w:t>
       </w:r>
-      <w:proofErr w:type="spellEnd"/>
       <w:r>
         <w:rPr>
           <w:rFonts w:hint="eastAsia"/>
@@ -514,14 +551,12 @@
         </w:rPr>
         <w:t>启动控制节点</w:t>
       </w:r>
-      <w:proofErr w:type="spellStart"/>
       <w:r>
         <w:rPr>
           <w:rFonts w:hint="eastAsia"/>
         </w:rPr>
         <w:t>slurmctld</w:t>
       </w:r>
-      <w:proofErr w:type="spellEnd"/>
       <w:r>
         <w:rPr>
           <w:rFonts w:hint="eastAsia"/>
@@ -532,15 +567,11 @@
     <w:p>
       <w:pPr>
         <w:pStyle w:val="ListParagraph"/>
-        <w:numPr>
-          <w:ilvl w:val="0"/>
-          <w:numId w:val="2"/>
-        </w:numPr>
-        <w:rPr>
-          <w:rFonts w:hint="eastAsia"/>
-        </w:rPr>
-      </w:pPr>
-    </w:p>
+        <w:ind w:left="360"/>
+      </w:pPr>
+    </w:p>
+    <w:p/>
+    <w:p/>
     <w:sectPr>
       <w:pgSz w:w="12240" w:h="15840"/>
       <w:pgMar w:top="1440" w:right="1440" w:bottom="1440" w:left="1440" w:header="720" w:footer="720" w:gutter="0"/>
@@ -1240,7 +1271,6 @@
   <w:style w:type="character" w:default="1" w:styleId="DefaultParagraphFont">
     <w:name w:val="Default Paragraph Font"/>
     <w:uiPriority w:val="1"/>
-    <w:semiHidden/>
     <w:unhideWhenUsed/>
   </w:style>
   <w:style w:type="table" w:default="1" w:styleId="TableNormal">
